--- a/115校內語文競賽/每日教材與回家作業/115學年度校內語文競賽_各項目每日教材與回家作業總編(全套可列印).docx
+++ b/115校內語文競賽/每日教材與回家作業/115學年度校內語文競賽_各項目每日教材與回家作業總編(全套可列印).docx
@@ -7207,7 +7207,7 @@
                 <w:color w:val="FFFFFF"/>
                 <w:sz w:val="18"/>
               </w:rPr>
-              <w:t>字音 10 題（考題 ➔ 標準注音）</w:t>
+              <w:t>字音 10 題（考題 ➔ 標準注音，含出題範圍題號）</w:t>
             </w:r>
           </w:p>
         </w:tc>
@@ -7236,7 +7236,7 @@
                 <w:color w:val="FFFFFF"/>
                 <w:sz w:val="18"/>
               </w:rPr>
-              <w:t>字形 10 題（考題 ➔ 標準國字）</w:t>
+              <w:t>字形 10 題（考題 ➔ 標準國字，含出題範圍題號）</w:t>
             </w:r>
           </w:p>
         </w:tc>
@@ -7296,25 +7296,25 @@
                 <w:color w:val="1E293B"/>
                 <w:sz w:val="17"/>
               </w:rPr>
-              <w:t>1.鞋楦子 ➔ ㄒㄩㄢˋ</w:t>
+              <w:t>1.【1】沮「洳」 ➔ ㄖㄨˋ</w:t>
               <w:br/>
-              <w:t>2.馬齒莧 ➔ ㄒㄧㄢˋ</w:t>
+              <w:t>2.【2】齠「齔」 ➔ ㄔㄣˋ</w:t>
               <w:br/>
-              <w:t>3.瓦楞紙 ➔ ㄌㄥˊ</w:t>
+              <w:t>3.【3】「臃」腫 ➔ ㄩㄥ</w:t>
               <w:br/>
-              <w:t>4.領角鴞 ➔ ㄒㄧㄠ</w:t>
+              <w:t>4.【4】骨「髓」 ➔ ㄙㄨㄟˇ</w:t>
               <w:br/>
-              <w:t>5.妊娠紋 ➔ ㄖㄣˋ ㄕㄣ</w:t>
+              <w:t>5.【5】「佷」戾 ➔ ㄏㄣˇ</w:t>
               <w:br/>
-              <w:t>6.肩胛骨 ➔ ㄐㄧㄚˇ</w:t>
+              <w:t>6.【6】「燠」熱 ➔ ㄩˋ</w:t>
               <w:br/>
-              <w:t>7.眄視 ➔ ㄇㄧㄢˇ</w:t>
+              <w:t>7.【7】鴨「肫」 ➔ ㄓㄨㄣ</w:t>
               <w:br/>
-              <w:t>8.揩背 ➔ ㄎㄞ</w:t>
+              <w:t>8.【8】奶「酪」 ➔ ㄌㄠˋ</w:t>
               <w:br/>
-              <w:t>9.倜儻 ➔ ㊣ㄊㄤˇ</w:t>
+              <w:t>9.【9】「涔」旱 ➔ ㄘㄣˊ</w:t>
               <w:br/>
-              <w:t>10.黥面 ➔ ㄑㄧㄥˊ</w:t>
+              <w:t>10.【10】「鰥」夫 ➔ ㄍㄨㄢ</w:t>
             </w:r>
           </w:p>
         </w:tc>
@@ -7343,25 +7343,25 @@
                 <w:color w:val="1E293B"/>
                 <w:sz w:val="17"/>
               </w:rPr>
-              <w:t>1.臉上「ㄗㄨㄛˊ」瘡 ➔ 痤</w:t>
+              <w:t>1.【1】城「ㄏㄨㄤˊ」爺 ➔ 隍</w:t>
               <w:br/>
-              <w:t>2.木「ㄋㄜˋ」無言 ➔ 訥</w:t>
+              <w:t>2.【2】紅「ㄌㄧˊ」飯 ➔ 藜</w:t>
               <w:br/>
-              <w:t>3.松「ㄩㄣˊ」之節 ➔ 筠</w:t>
+              <w:t>3.【3】「ㄔㄨㄛ」鼻子 ➔ 戳</w:t>
               <w:br/>
-              <w:t>4.汗馬「ㄒㄩㄣ」勞 ➔ 勛</w:t>
+              <w:t>4.【4】交「ㄓˇ」陶 ➔ 趾</w:t>
               <w:br/>
-              <w:t>5.流言「ㄈㄟ」語 ➔ 蜚</w:t>
+              <w:t>5.【5】敲竹「ㄍㄤˋ」 ➔ 槓</w:t>
               <w:br/>
-              <w:t>6.刀鎗劍「ㄐㄧˊ」 ➔ 戟</w:t>
+              <w:t>6.【6】京兆「ㄧㄣˇ」 ➔ 尹</w:t>
               <w:br/>
-              <w:t>7.兩玉一「ㄐㄩㄝˊ」 ➔ 玨</w:t>
+              <w:t>7.【7】獻「ㄧㄣ」勤 ➔ 殷</w:t>
               <w:br/>
-              <w:t>8.司空伎「ㄌㄧㄤˇ」 ➔ 倆</w:t>
+              <w:t>8.【8】分杯「ㄍㄥ」 ➔ 羹</w:t>
               <w:br/>
-              <w:t>9.韶光「ㄙˋ」箭 ➔ 似</w:t>
+              <w:t>9.【9】「ㄋㄩㄝˋ」待狂 ➔ 虐</w:t>
               <w:br/>
-              <w:t>10.舉世無「ㄆㄧˇ」 ➔ 匹</w:t>
+              <w:t>10.【10】「ㄒㄧ」牲品 ➔ 犧</w:t>
             </w:r>
           </w:p>
         </w:tc>
@@ -7419,25 +7419,25 @@
                 <w:color w:val="1E293B"/>
                 <w:sz w:val="17"/>
               </w:rPr>
-              <w:t>1.耒耜 ➔ ㄙˋ</w:t>
+              <w:t>1.【11】「惇」誨 ➔ ㄉㄨㄣ</w:t>
               <w:br/>
-              <w:t>2.鞭笞 ➔ ㄔ</w:t>
+              <w:t>2.【12】「訕」笑 ➔ ㄕㄢˋ</w:t>
               <w:br/>
-              <w:t>3.秈稻 ➔ ㄒㄧㄢ</w:t>
+              <w:t>3.【13】囹「圉」 ➔ ㄩˇ</w:t>
               <w:br/>
-              <w:t>4.光之穹頂 ➔ ㄑㄩㄥˊ</w:t>
+              <w:t>4.【14】「魟」魚 ➔ ㄏㄨㄥ</w:t>
               <w:br/>
-              <w:t>5.皋魚之泣 ➔ ㄍㄠ</w:t>
+              <w:t>5.【15】般「若」 ➔ ㄅㄛ</w:t>
               <w:br/>
-              <w:t>6.掇而不跂 ➔ ㄉㄨㄛˊ</w:t>
+              <w:t>6.【16】「箴」言 ➔ ㄓㄣ</w:t>
               <w:br/>
-              <w:t>7.沉痾難癒 ➔ ㄜ</w:t>
+              <w:t>7.【17】商「埠」 ➔ ㄅㄨˋ</w:t>
               <w:br/>
-              <w:t>8.蠱惑人心 ➔ ㄍㄨˇ</w:t>
+              <w:t>8.【18】解「剖」 ➔ ㄆㄡˇ</w:t>
               <w:br/>
-              <w:t>9.孱弱多病 ➔ ㄔㄢˊ</w:t>
+              <w:t>9.【19】鳥「瞰」 ➔ ㄎㄢˋ</w:t>
               <w:br/>
-              <w:t>10.愧恧不安 ➔ ㄋㄩˋ</w:t>
+              <w:t>10.【20】綿「亙」 ➔ ㄍㄣˋ</w:t>
             </w:r>
           </w:p>
         </w:tc>
@@ -7465,25 +7465,25 @@
                 <w:color w:val="1E293B"/>
                 <w:sz w:val="17"/>
               </w:rPr>
-              <w:t>1.「ㄌㄧㄠˋ」倒對方 ➔ 撂</w:t>
+              <w:t>1.【11】接「ㄅㄛˊ」車 ➔ 駁</w:t>
               <w:br/>
-              <w:t>2.大腹「ㄅㄧㄢˋ」便 ➔ 便</w:t>
+              <w:t>2.【12】「ㄅㄠ」義詞 ➔ 褒</w:t>
               <w:br/>
-              <w:t>3.茅屋采「ㄔㄨㄢˊ」 ➔ 椽</w:t>
+              <w:t>3.【13】「ㄇㄧˊ」月酒 ➔ 彌</w:t>
               <w:br/>
-              <w:t>4.鴻「ㄏㄨˊ」大志 ➔ 鵠</w:t>
+              <w:t>4.【14】「ㄇㄟˇ」光燈 ➔ 鎂</w:t>
               <w:br/>
-              <w:t>5.布衣「ㄑㄧㄢˊ」首 ➔ 黔</w:t>
+              <w:t>5.【15】一「ㄘㄨㄛˋ」鹽 ➔ 撮</w:t>
               <w:br/>
-              <w:t>6.「ㄍㄨㄢˋ」角之交 ➔ 丱</w:t>
+              <w:t>6.【16】「ㄆㄠ」物線 ➔ 拋</w:t>
               <w:br/>
-              <w:t>7.勝「ㄑㄩㄢˋ」在握 ➔ 券</w:t>
+              <w:t>7.【17】落「ㄙㄞ」鬍 ➔ 腮</w:t>
               <w:br/>
-              <w:t>8.饞「ㄒㄧㄢˊ」欲滴 ➔ 涎</w:t>
+              <w:t>8.【18】「ㄧㄢˊ」酥雞 ➔ 鹽</w:t>
               <w:br/>
-              <w:t>9.「ㄐㄧㄢ」雪前恥 ➔ 湔</w:t>
+              <w:t>9.【19】珊瑚「ㄐㄧㄠ」 ➔ 礁</w:t>
               <w:br/>
-              <w:t>10.血脈「ㄅㄣˋ」張 ➔ 賁</w:t>
+              <w:t>10.【20】本因「ㄈㄤ」 ➔ 坊</w:t>
             </w:r>
           </w:p>
         </w:tc>
@@ -7543,25 +7543,25 @@
                 <w:color w:val="1E293B"/>
                 <w:sz w:val="17"/>
               </w:rPr>
-              <w:t>1.蕞爾小島 ➔ ㄗㄨㄟˋ</w:t>
+              <w:t>1.【21】「倏」閃 ➔ ㄕㄨˋ</w:t>
               <w:br/>
-              <w:t>2.幽默詼諧 ➔ ㄒㄧㄝˊ</w:t>
+              <w:t>2.【22】害「臊」 ➔ ㄙㄠˋ</w:t>
               <w:br/>
-              <w:t>3.長相廝守 ➔ ㄙ</w:t>
+              <w:t>3.【23】「譖」言 ➔ ㄗㄣˋ</w:t>
               <w:br/>
-              <w:t>4.虎兕出柙 ➔ ㄙˋ</w:t>
+              <w:t>4.【24】噗「哧」 ➔ ㄔ</w:t>
               <w:br/>
-              <w:t>5.弦歌不輟 ➔ ㄔㄨㄛˋ</w:t>
+              <w:t>5.【25】「痙」攣 ➔ ㄐㄧㄥˋ</w:t>
               <w:br/>
-              <w:t>6.果汁羼水 ➔ ㄔㄢˋ</w:t>
+              <w:t>6.【26】「秈」稻 ➔ ㄒㄧㄢ</w:t>
               <w:br/>
-              <w:t>7.租賃契約 ➔ ㄌㄧㄣˋ</w:t>
+              <w:t>7.【27】鞭「笞」 ➔ ㄔ</w:t>
               <w:br/>
-              <w:t>8.胡謅瞎編 ➔ ㄓㄡ</w:t>
+              <w:t>8.【28】耒「耜」 ➔ ㄙˋ</w:t>
               <w:br/>
-              <w:t>9.驍勇善戰 ➔ ㄒㄧㄠ</w:t>
+              <w:t>9.【29】「黥」面 ➔ ㄑㄧㄥˊ</w:t>
               <w:br/>
-              <w:t>10.相形見絀 ➔ ㄔㄨˋ</w:t>
+              <w:t>10.【30】倜「儻」 ➔ ㄊㄤˇ</w:t>
             </w:r>
           </w:p>
         </w:tc>
@@ -7590,25 +7590,25 @@
                 <w:color w:val="1E293B"/>
                 <w:sz w:val="17"/>
               </w:rPr>
-              <w:t>1.寧缺「ㄨˊ」濫 ➔ 毋</w:t>
+              <w:t>1.【21】膽固「ㄔㄨㄣˊ」 ➔ 醇</w:t>
               <w:br/>
-              <w:t>2.引人發「ㄒㄩㄝˋ」 ➔ 噱</w:t>
+              <w:t>2.【22】「ㄩˋ」膳房 ➔ 御</w:t>
               <w:br/>
-              <w:t>3.信手「ㄋㄧㄢˊ」來 ➔ 拈</w:t>
+              <w:t>3.【23】鼠「ㄑㄩˊ」草 ➔ 麴</w:t>
               <w:br/>
-              <w:t>4.飽和「ㄓ」肪 ➔ 脂</w:t>
+              <w:t>4.【24】獨「ㄓˋ」一方 ➔ 峙</w:t>
               <w:br/>
-              <w:t>5.「ㄑㄧㄥ」巢而出 ➔ 傾</w:t>
+              <w:t>5.【25】「ㄇㄚˊ」姑獻壽 ➔ 麻</w:t>
               <w:br/>
-              <w:t>6.熙熙「ㄖㄤˊ」攘 ➔ 攘</w:t>
+              <w:t>6.【26】管窺「ㄓㄨㄟ」指 ➔ 錐</w:t>
               <w:br/>
-              <w:t>7.綈「ㄆㄠˊ」戀戀 ➔ 袍</w:t>
+              <w:t>7.【27】全盤皆「ㄇㄛˋ」 ➔ 墨</w:t>
               <w:br/>
-              <w:t>8.身材「ㄑㄧˊ」長 ➔ 頎</w:t>
+              <w:t>8.【28】懸「ㄏㄨˊ」濟世 ➔ 壺</w:t>
               <w:br/>
-              <w:t>9.波「ㄊㄠˊ」洶湧 ➔ 濤</w:t>
+              <w:t>9.【29】英雄入「ㄍㄡˋ」 ➔ 彀</w:t>
               <w:br/>
-              <w:t>10.萬象「ㄍㄥ」新 ➔ 更</w:t>
+              <w:t>10.【30】蟠桃獻「ㄖㄨㄟˋ」 ➔ 瑞</w:t>
             </w:r>
           </w:p>
         </w:tc>
@@ -7666,25 +7666,25 @@
                 <w:color w:val="1E293B"/>
                 <w:sz w:val="17"/>
               </w:rPr>
-              <w:t>1.戽斗下巴 ➔ ㄏㄨˋ</w:t>
+              <w:t>1.【31】「掞」藻 ➔ ㄕㄢˋ</w:t>
               <w:br/>
-              <w:t>2.面面相覷 ➔ ㄑㄩˋ</w:t>
+              <w:t>2.【32】「揩」背 ➔ ㄎㄞ</w:t>
               <w:br/>
-              <w:t>3.家世烜赫 ➔ ㄒㄩㄢˇ</w:t>
+              <w:t>3.【33】「眄」視 ➔ ㄇㄧㄢˇ</w:t>
               <w:br/>
-              <w:t>4.無庸贅言 ➔ ㄓㄨㄟˋ</w:t>
+              <w:t>4.【34】肩「胛」骨 ➔ ㄐㄧㄚˇ</w:t>
               <w:br/>
-              <w:t>5.瞿然驚駭 ➔ ㄐㄩˋ</w:t>
+              <w:t>5.【35】「瞭」望臺 ➔ ㄌㄧㄠˋ</w:t>
               <w:br/>
-              <w:t>6.譖下謾上 ➔ ㄗㄣˋ</w:t>
+              <w:t>6.【36】「鍬」形蟲 ➔ ㄑㄧㄠ</w:t>
               <w:br/>
-              <w:t>7.向隅而泣 ➔ ㄩˊ</w:t>
+              <w:t>7.【37】諸「葛」亮 ➔ ㄍㄜˊ</w:t>
               <w:br/>
-              <w:t>8.鳧舉兔起 ➔ ㄈㄨˊ</w:t>
+              <w:t>8.【38】「茌」平縣 ➔ ㄔˊ</w:t>
               <w:br/>
-              <w:t>9.玩日愒歲 ➔ ㄎㄞˋ</w:t>
+              <w:t>9.【39】妊「娠」紋 ➔ ㄕㄣ</w:t>
               <w:br/>
-              <w:t>10.擲筊祈願 ➔ ㄐㄧㄠˇ</w:t>
+              <w:t>10.【40】領角「鴞」 ➔ ㄒㄧㄠ</w:t>
             </w:r>
           </w:p>
         </w:tc>
@@ -7712,25 +7712,25 @@
                 <w:color w:val="1E293B"/>
                 <w:sz w:val="17"/>
               </w:rPr>
-              <w:t>1.白雪「ㄞˊ」皚 ➔ 皚</w:t>
+              <w:t>1.【31】疾風「ㄓㄡˋ」雨 ➔ 驟</w:t>
               <w:br/>
-              <w:t>2.「ㄏㄤ」實基礎 ➔ 夯</w:t>
+              <w:t>2.【32】鄙言「ㄌㄧˇ」語 ➔ 俚</w:t>
               <w:br/>
-              <w:t>3.「ㄎㄨㄟˊ」星高照 ➔ 奎</w:t>
+              <w:t>3.【33】飯「ㄋㄤˊ」衣架 ➔ 囊</w:t>
               <w:br/>
-              <w:t>4.蒙「ㄆㄧㄢˋ」世人 ➔ 騙</w:t>
+              <w:t>4.【34】敝「ㄒㄧˇ」自珍 ➔ 屣</w:t>
               <w:br/>
-              <w:t>5.痛心「ㄐㄧˊ」首 ➔ 疾</w:t>
+              <w:t>5.【35】趨之若「ㄨˋ」 ➔ 鶩</w:t>
               <w:br/>
-              <w:t>6.「ㄕㄨㄥˇ」然起敬 ➔ 竦</w:t>
+              <w:t>6.【36】老「ㄇㄞˋ」龍鍾 ➔ 邁</w:t>
               <w:br/>
-              <w:t>7.「ㄐㄧㄥ」旗蔽日 ➔ 旌</w:t>
+              <w:t>7.【37】金「ㄨ」玉兔 ➔ 烏</w:t>
               <w:br/>
-              <w:t>8.沉痾不「ㄑㄧˇ」 ➔ 起</w:t>
+              <w:t>8.【38】干戈玉「ㄅㄛˊ」 ➔ 帛</w:t>
               <w:br/>
-              <w:t>9.「ㄔㄢˊ」聯冠軍 ➔ 蟬</w:t>
+              <w:t>9.【39】「ㄎㄨㄣ」髮之刑 ➔ 髡</w:t>
               <w:br/>
-              <w:t>10.功「ㄎㄨㄟ」一簣 ➔ 虧</w:t>
+              <w:t>10.【40】別出機「ㄓㄨˋ」 ➔ 杼</w:t>
             </w:r>
           </w:p>
         </w:tc>

--- a/115校內語文競賽/每日教材與回家作業/115學年度校內語文競賽_各項目每日教材與回家作業總編(全套可列印).docx
+++ b/115校內語文競賽/每日教材與回家作業/115學年度校內語文競賽_各項目每日教材與回家作業總編(全套可列印).docx
@@ -11098,7 +11098,7 @@
           <w:color w:val="0F2C59"/>
           <w:sz w:val="29"/>
         </w:rPr>
-        <w:t>【項目六：國語演說組】雙題示範講稿與每日脫稿演練</w:t>
+        <w:t>【項目六：國語演說組】〈如果同學做了不對的事〉示範講稿與每日脫稿演練</w:t>
       </w:r>
     </w:p>
     <w:p>
@@ -11123,7 +11123,7 @@
           <w:color w:val="334155"/>
           <w:sz w:val="20"/>
         </w:rPr>
-        <w:t>比賽日期：115.11.19（四）08:10-09:20（限時2分鐘，活動中心簡報室）。二擇一先行準備。1:30 一響鈴、2:00 二響鈴停止。內容50%、語音40%、儀態10%。精確控時在 1分45秒~1分55秒 完稿。</w:t>
+        <w:t>比賽日期：115.11.05（四）08:10-09:20（限時2分鐘，活動中心簡報室）。官方指定題目：〈如果同學做了不對的事〉。培訓期程：115.10.15（四）至 10.30（五）（含12個在校微型集訓日＋3個週末自學增量）。時限規範：1:30 一響鈴準備結束、2:00 二響鈴停止。內容50%、語音40%、儀態10%。配速精確控制在 1分45秒~1分55秒 完稿致謝。</w:t>
       </w:r>
     </w:p>
     <w:p>
@@ -11139,7 +11139,7 @@
           <w:color w:val="1E40AF"/>
           <w:sz w:val="24"/>
         </w:rPr>
-        <w:t>一、講稿示範一：《如果同學做了不對的事》（約 420 字）</w:t>
+        <w:t>一、官方指定題目完整示範講稿（約 330 字，2分鐘精準配速）</w:t>
       </w:r>
     </w:p>
     <w:p>
@@ -11154,19 +11154,19 @@
           <w:color w:val="0F172A"/>
           <w:sz w:val="20"/>
         </w:rPr>
-        <w:t xml:space="preserve">　　評判老師、各位同學，大家好！我是第○號。今天我所要演說的題目是——《如果同學做了不對的事》。（鞠躬、立定、微笑）</w:t>
+        <w:t xml:space="preserve">　　尊敬的評判老師、各位同學，大家好！我是四年丙班第○號選手。今天我所要演說的題目是——〈如果同學做了不對的事〉。</w:t>
         <w:br/>
         <w:br/>
-        <w:t xml:space="preserve">　　在校園生活中，我們身邊總有形影不離的好朋友。（眼神望向中間，面帶溫暖）但是，當我看見最要好的同學做了不對的事——也許是悄悄抄襲作業，也許是隨手破壞公物，甚至是無意中嘲弄了其他同學，（手勢微收胸前，語氣轉為猶豫沉思）那一刻，我的心裡總是掀起巨大的波瀾：「我是該保持沉默裝作沒看見，還是勇敢站出來指出他的錯誤？」</w:t>
+        <w:t xml:space="preserve">　　古人說：「人非聖賢，孰能無過？」在學校生活中，我們天天和同學相處，難免會遇到同學做了不對的事。當那一刻發生時，我們究竟該怎麼做呢？</w:t>
         <w:br/>
         <w:br/>
-        <w:t xml:space="preserve">　　小時候，我以為「義氣」就是替朋友隱瞞；長大後我才明白，盲目的包庇，只會讓好友在錯誤的泥淖中越陷越深。（右手平伸向外，語氣堅定）如果同學做了不對的事，我會選擇在私底下，用真誠而溫和的態度告訴他：「朋友，你這樣做是不對的，但我願意陪你一起面對、一起改正！」（雙手合十於胸前，眼神真摯注視評審）</w:t>
+        <w:t xml:space="preserve">　　記得有一次下課，我看見好友為了開玩笑，偷偷把同桌的鉛筆盒藏了起來，還在一旁捂著嘴偷笑，看著對方急得快哭了。那時我心裡很掙扎：如果我說出來，會不會破壞友誼？但如果我不說，他就會一錯再錯。</w:t>
         <w:br/>
         <w:br/>
-        <w:t xml:space="preserve">　　真正的友誼，就像一面清澈的鏡子，能照出彼此的優點，也能映出對方的盲點。（雙手自然由內向外展開）面對同學的錯誤，我們需要的不是冷嘲熱諷的指責，而是挺身而出的道德勇氣。讓我們用愛心做支柱，用智慧化解過錯，牽著同學的手，一起走在光明的正道上！</w:t>
+        <w:t xml:space="preserve">　　於是我深吸一口氣，走上前輕輕拉住他的手，真誠地說：「如果換成你的鉛筆盒不見了，一定也會很著急吧？我們趕快還給他好嗎？」朋友愣了一下，臉紅了，趕緊把文具歸還並道歉。那一刻我明白，真正的朋友不是盲目包庇，而是在關鍵時刻勇敢拉他一把！</w:t>
         <w:br/>
         <w:br/>
-        <w:t xml:space="preserve">　　我的演說到此結束，謝謝評判老師！（從容鞠躬致謝，時間約 1 分 50 秒）</w:t>
+        <w:t xml:space="preserve">　　如果同學做了不對的事，讓我們用善意代替嘲笑，用溫暖的提醒指引彼此。讓我們做彼此生命中的良師益友，攜手成為更好的人！我的演說到此結束，謝謝各位評判老師！</w:t>
       </w:r>
     </w:p>
     <w:p>
@@ -11182,7 +11182,7 @@
           <w:color w:val="1E40AF"/>
           <w:sz w:val="24"/>
         </w:rPr>
-        <w:t>二、講稿示範二：《我最喜歡的卡通(動漫)人物》竈門炭治郎（約 430 字）</w:t>
+        <w:t>二、全篇聲情標記與演繹指引（停頓「//」、重音「▲」、深情「❤」、拉長「～」）</w:t>
       </w:r>
     </w:p>
     <w:p>
@@ -11194,25 +11194,18 @@
           <w:rFonts w:ascii="微軟正黑體" w:hAnsi="微軟正黑體" w:eastAsia="微軟正黑體"/>
           <w:b w:val="0"/>
           <w:i w:val="0"/>
-          <w:color w:val="0F172A"/>
+          <w:color w:val="0284C7"/>
           <w:sz w:val="20"/>
         </w:rPr>
-        <w:t xml:space="preserve">　　評判老師、各位同學，大家好！我是第○號。今天我所要演說的題目是——《我最喜歡的卡通人物》。（精神飽滿、眼神明亮有神）</w:t>
+        <w:t>【起手式：雙手腹前交疊，眼神微笑掃視】尊敬的評判老師、// 各位同學，// 大家好！// 我是四年丙班第○號選手。今天我所要演說的題目是——〈如果同學做了不對的事〉。</w:t>
         <w:br/>
+        <w:t>【第一段・起（清亮平穩）】古人說：「▲人非聖賢，// 孰能無過？」// 在學校生活中難免遇到同學做不對的事，我們▲究竟該怎麼做呢？</w:t>
         <w:br/>
-        <w:t xml:space="preserve">　　「縱使生活再艱難，縱使前路布滿荊棘，我也絕不向命運低頭！」（右手握拳於胸前，語調高亢振奮）每當耳邊響起這句熟悉的台詞，我的腦海中便會浮現出那個身披綠黑格子羽織、眼神堅定而溫柔的少年——他就是《鬼滅之刃》中的主角，竈門炭治郎，也是我最崇拜的卡通人物。（眼神由左至右環視評判）</w:t>
+        <w:t>【第二段・承（衝突掙扎）】記得有一次下課，我看見好友開玩笑藏了同桌鉛筆盒，對方～急得快哭了。我心裡▲很掙扎：說了怕壞友誼，不說他會一錯再錯！</w:t>
         <w:br/>
+        <w:t>【第三段・轉（真誠堅定）】我～深吸一口氣，走上前輕拉住他的手，❤真誠地說：「如果換成你的鉛筆盒不見了一定也著急吧？我們還給他好嗎？」那一刻我明白：真正的朋友▲不是盲目包庇，而是～在關鍵時刻～▲勇敢拉他一把！【握拳堅定】</w:t>
         <w:br/>
-        <w:t xml:space="preserve">　　我之所以深深喜歡他，不僅僅是因為他擁有華麗的劍技，更是因為他在歷經失去親人的巨大打擊後，依然保有那一顆「無比善良與同理」的心。（雙手輕撫心口，語氣轉為感性深沉）面對受傷的夥伴，他總是毫不猶豫地伸出援手；面對犯錯甚至誤入歧途的對手，他揮劍斬斷罪惡的同時，眼中流露出的卻是深深的慈悲。</w:t>
-        <w:br/>
-        <w:br/>
-        <w:t xml:space="preserve">　　炭治郎就像一盞明燈，照亮了我成長的道路。（右手向前揚起）每當我在學業上遇到挫折、在運動場上體力透支時，只要想到炭治郎那句「炭治郎，努力吧！你可以做到的！」，我的心中就會重新燃起勇氣的火焰。（眼神堅定直視中央評判）</w:t>
-        <w:br/>
-        <w:br/>
-        <w:t xml:space="preserve">　　卡通人物不只是童年的娛樂，更是我們人生中美好的精神導師。期許我們都能像炭治郎一樣，擁抱溫暖、勇往直前，成為自己生命中的超級英雄！</w:t>
-        <w:br/>
-        <w:br/>
-        <w:t xml:space="preserve">　　我的演說到此結束，謝謝評判老師！（鞠躬致謝，時間約 1 分 52 秒）</w:t>
+        <w:t>【第四段・合（激昂昇華）】如果同學做了不對的事，讓我們用▲善意代替嘲笑，用▲溫暖提醒指引彼此，做彼此生命中的▲良師益友，攜手成為更好的人！謝謝各位評判老師！【深深鞠躬】</w:t>
       </w:r>
     </w:p>
     <w:p>
@@ -11228,7 +11221,7 @@
           <w:color w:val="1E40AF"/>
           <w:sz w:val="24"/>
         </w:rPr>
-        <w:t>三、國語演說組 Day 1 ~ Day 20 每日在校集訓與回家作業</w:t>
+        <w:t>三、國語演說組 10/15 ~ 10/30 每日在校微型集訓與週末自學增量排程</w:t>
       </w:r>
     </w:p>
     <w:p>
@@ -11244,7 +11237,7 @@
           <w:color w:val="334155"/>
           <w:sz w:val="20"/>
         </w:rPr>
-        <w:t>第 1 週: 選定題目、抄寫講稿並進行四格骨架記憶 ➔ 每日脫稿背誦指定段落 5 遍。</w:t>
+        <w:t>Day 01 (10/15 四): 【今日開工】〈如果同學做了不對的事〉審題立意，確立 330 字講稿與四格起承轉合。</w:t>
       </w:r>
     </w:p>
     <w:p>
@@ -11260,7 +11253,7 @@
           <w:color w:val="334155"/>
           <w:sz w:val="20"/>
         </w:rPr>
-        <w:t>第 2 週: 抓贅字手術（徹底去除「然後/那個」）與自然手勢雕琢 ➔ 家長錄影回放檢核站姿表情。</w:t>
+        <w:t>Day 02 (10/16 五): 全篇聲情符號標記（停頓/重音/語速），建立四格心智圖記憶法（名言/藏筆盒/拉手/良師益友）。</w:t>
       </w:r>
     </w:p>
     <w:p>
@@ -11276,7 +11269,7 @@
           <w:color w:val="334155"/>
           <w:sz w:val="20"/>
         </w:rPr>
-        <w:t>第 3 週: 1分45秒配速與聽鈴聲抗壓（1:30進結論、1:50收尾） ➔ 週末在家進行倒數計時模擬。</w:t>
+        <w:t>週末一 (10/17-18): 【週末自學增量 A】運用心智圖脫稿背誦 8 遍，在長輩面前演講 2 次並錄音檢視。</w:t>
       </w:r>
     </w:p>
     <w:p>
@@ -11292,7 +11285,183 @@
           <w:color w:val="334155"/>
           <w:sz w:val="20"/>
         </w:rPr>
-        <w:t>第 4 週: 忘詞自救法（眼神不散、微笑深吸氣跳接）與全真登台實戰演練！</w:t>
+        <w:t>Day 03 (10/19 一): 週一晨間脫稿驗收，指導眼神技巧「三角掃視法」（左/中/右評審各注視 3 秒）。</w:t>
+      </w:r>
+    </w:p>
+    <w:p>
+      <w:pPr>
+        <w:pStyle w:val="ListBullet"/>
+        <w:spacing w:before="40" w:after="40" w:line="276" w:lineRule="auto"/>
+      </w:pPr>
+      <w:r>
+        <w:rPr>
+          <w:rFonts w:ascii="微軟正黑體" w:hAnsi="微軟正黑體" w:eastAsia="微軟正黑體"/>
+          <w:b w:val="0"/>
+          <w:i w:val="0"/>
+          <w:color w:val="334155"/>
+          <w:sz w:val="20"/>
+        </w:rPr>
+        <w:t>Day 04 (10/20 二): 聲音表情四段層次雕琢（平穩清亮 ➔ 衝突緊張 ➔ 溫和規勸 ➔ 激昂金句）。</w:t>
+      </w:r>
+    </w:p>
+    <w:p>
+      <w:pPr>
+        <w:pStyle w:val="ListBullet"/>
+        <w:spacing w:before="40" w:after="40" w:line="276" w:lineRule="auto"/>
+      </w:pPr>
+      <w:r>
+        <w:rPr>
+          <w:rFonts w:ascii="微軟正黑體" w:hAnsi="微軟正黑體" w:eastAsia="微軟正黑體"/>
+          <w:b w:val="0"/>
+          <w:i w:val="0"/>
+          <w:color w:val="334155"/>
+          <w:sz w:val="20"/>
+        </w:rPr>
+        <w:t>Day 05 (10/21 三): 黃金三大肢體手勢定位（腹前自然交疊 ➔ 微伸真誠拉手 ➔ 胸前向外舒展）。</w:t>
+      </w:r>
+    </w:p>
+    <w:p>
+      <w:pPr>
+        <w:pStyle w:val="ListBullet"/>
+        <w:spacing w:before="40" w:after="40" w:line="276" w:lineRule="auto"/>
+      </w:pPr>
+      <w:r>
+        <w:rPr>
+          <w:rFonts w:ascii="微軟正黑體" w:hAnsi="微軟正黑體" w:eastAsia="微軟正黑體"/>
+          <w:b w:val="0"/>
+          <w:i w:val="0"/>
+          <w:color w:val="334155"/>
+          <w:sz w:val="20"/>
+        </w:rPr>
+        <w:t>Day 06 (10/22 四): 上台步態與站姿儀態訓練（昂首沉穩登台、正中站定停頓2秒、行禮鞠躬、從容退場）。</w:t>
+      </w:r>
+    </w:p>
+    <w:p>
+      <w:pPr>
+        <w:pStyle w:val="ListBullet"/>
+        <w:spacing w:before="40" w:after="40" w:line="276" w:lineRule="auto"/>
+      </w:pPr>
+      <w:r>
+        <w:rPr>
+          <w:rFonts w:ascii="微軟正黑體" w:hAnsi="微軟正黑體" w:eastAsia="微軟正黑體"/>
+          <w:b w:val="0"/>
+          <w:i w:val="0"/>
+          <w:color w:val="334155"/>
+          <w:sz w:val="20"/>
+        </w:rPr>
+        <w:t>Day 07 (10/23 五): 2 分鐘極限配速初探（聞 1:30 鈴聲一響進結論，1:45~1:55 優雅致謝，不聞二響鈴）。</w:t>
+      </w:r>
+    </w:p>
+    <w:p>
+      <w:pPr>
+        <w:pStyle w:val="ListBullet"/>
+        <w:spacing w:before="40" w:after="40" w:line="276" w:lineRule="auto"/>
+      </w:pPr>
+      <w:r>
+        <w:rPr>
+          <w:rFonts w:ascii="微軟正黑體" w:hAnsi="微軟正黑體" w:eastAsia="微軟正黑體"/>
+          <w:b w:val="0"/>
+          <w:i w:val="0"/>
+          <w:color w:val="334155"/>
+          <w:sz w:val="20"/>
+        </w:rPr>
+        <w:t>週末二 (10/24-25): 【週末自學增量 B】全篇對鏡錄影 5 遍，與家人回看挑出表情亮點與微小卡頓點。</w:t>
+      </w:r>
+    </w:p>
+    <w:p>
+      <w:pPr>
+        <w:pStyle w:val="ListBullet"/>
+        <w:spacing w:before="40" w:after="40" w:line="276" w:lineRule="auto"/>
+      </w:pPr>
+      <w:r>
+        <w:rPr>
+          <w:rFonts w:ascii="微軟正黑體" w:hAnsi="微軟正黑體" w:eastAsia="微軟正黑體"/>
+          <w:b w:val="0"/>
+          <w:i w:val="0"/>
+          <w:color w:val="334155"/>
+          <w:sz w:val="20"/>
+        </w:rPr>
+        <w:t>Day 08 (10/26 一): 大講堂全真舞台抗壓模擬（在全班同學面前實地演繹，訓練強大自信颱風）。</w:t>
+      </w:r>
+    </w:p>
+    <w:p>
+      <w:pPr>
+        <w:pStyle w:val="ListBullet"/>
+        <w:spacing w:before="40" w:after="40" w:line="276" w:lineRule="auto"/>
+      </w:pPr>
+      <w:r>
+        <w:rPr>
+          <w:rFonts w:ascii="微軟正黑體" w:hAnsi="微軟正黑體" w:eastAsia="微軟正黑體"/>
+          <w:b w:val="0"/>
+          <w:i w:val="0"/>
+          <w:color w:val="334155"/>
+          <w:sz w:val="20"/>
+        </w:rPr>
+        <w:t>Day 09 (10/27 二): 突發狀況應變訓練（忘詞 3 秒冷靜深吸氣微笑自救法、破音不慌張）。</w:t>
+      </w:r>
+    </w:p>
+    <w:p>
+      <w:pPr>
+        <w:pStyle w:val="ListBullet"/>
+        <w:spacing w:before="40" w:after="40" w:line="276" w:lineRule="auto"/>
+      </w:pPr>
+      <w:r>
+        <w:rPr>
+          <w:rFonts w:ascii="微軟正黑體" w:hAnsi="微軟正黑體" w:eastAsia="微軟正黑體"/>
+          <w:b w:val="0"/>
+          <w:i w:val="0"/>
+          <w:color w:val="334155"/>
+          <w:sz w:val="20"/>
+        </w:rPr>
+        <w:t>Day 10 (10/28 三): 前 15 秒抓耳奪分訓練（破題句「人非聖賢孰能無過」字字飽滿直擊人心）。</w:t>
+      </w:r>
+    </w:p>
+    <w:p>
+      <w:pPr>
+        <w:pStyle w:val="ListBullet"/>
+        <w:spacing w:before="40" w:after="40" w:line="276" w:lineRule="auto"/>
+      </w:pPr>
+      <w:r>
+        <w:rPr>
+          <w:rFonts w:ascii="微軟正黑體" w:hAnsi="微軟正黑體" w:eastAsia="微軟正黑體"/>
+          <w:b w:val="0"/>
+          <w:i w:val="0"/>
+          <w:color w:val="334155"/>
+          <w:sz w:val="20"/>
+        </w:rPr>
+        <w:t>Day 11 (10/29 四): 連續計時 3 回極限精準配速（三次時間全部穩定控制在 1分48秒~1分52秒）。</w:t>
+      </w:r>
+    </w:p>
+    <w:p>
+      <w:pPr>
+        <w:pStyle w:val="ListBullet"/>
+        <w:spacing w:before="40" w:after="40" w:line="276" w:lineRule="auto"/>
+      </w:pPr>
+      <w:r>
+        <w:rPr>
+          <w:rFonts w:ascii="微軟正黑體" w:hAnsi="微軟正黑體" w:eastAsia="微軟正黑體"/>
+          <w:b w:val="0"/>
+          <w:i w:val="0"/>
+          <w:color w:val="334155"/>
+          <w:sz w:val="20"/>
+        </w:rPr>
+        <w:t>Day 12 (10/30 五): 【集訓結訓驗收】出征誓師大演練，頒發四年丙班出征幸運筆，全班共同加油！</w:t>
+      </w:r>
+    </w:p>
+    <w:p>
+      <w:pPr>
+        <w:pStyle w:val="ListBullet"/>
+        <w:spacing w:before="40" w:after="40" w:line="276" w:lineRule="auto"/>
+      </w:pPr>
+      <w:r>
+        <w:rPr>
+          <w:rFonts w:ascii="微軟正黑體" w:hAnsi="微軟正黑體" w:eastAsia="微軟正黑體"/>
+          <w:b w:val="0"/>
+          <w:i w:val="0"/>
+          <w:color w:val="334155"/>
+          <w:sz w:val="20"/>
+        </w:rPr>
+        <w:t>週末三 (10/31-11/01): 【賽前黃金週末】嗓音保護與意念走台演練，睡眠充足 9 小時迎接競賽！</w:t>
       </w:r>
     </w:p>
     <w:p>
